--- a/infomePresentacion/infomes/Informe_Taller_Final_Definitivo.docx
+++ b/infomePresentacion/infomes/Informe_Taller_Final_Definitivo.docx
@@ -2066,14 +2066,7 @@
           <w:b/>
           <w:bCs/>
         </w:rPr>
-        <w:t>Probabilidad</w:t>
-      </w:r>
-      <w:r>
-        <w:rPr>
-          <w:b/>
-          <w:bCs/>
-        </w:rPr>
-        <w:t xml:space="preserve"> y Eventos en Tiempo Real:</w:t>
+        <w:t>Probabilidad y Eventos en Tiempo Real:</w:t>
       </w:r>
       <w:r>
         <w:t xml:space="preserve"> Modela la relación explícita entre los eventos que ocurren en un partido (</w:t>
@@ -2084,19 +2077,7 @@
       </w:r>
       <w:proofErr w:type="spellEnd"/>
       <w:r>
-        <w:t>) y la reactividad de</w:t>
-      </w:r>
-      <w:r>
-        <w:t xml:space="preserve"> la Probabilidad</w:t>
-      </w:r>
-      <w:r>
-        <w:t xml:space="preserve"> para recalcular dinámica</w:t>
-      </w:r>
-      <w:r>
-        <w:t>mente</w:t>
-      </w:r>
-      <w:r>
-        <w:t xml:space="preserve"> (</w:t>
+        <w:t>) y la reactividad de la Probabilidad para recalcular dinámicamente (</w:t>
       </w:r>
       <w:proofErr w:type="spellStart"/>
       <w:r>
@@ -4039,7 +4020,10 @@
       </w:pPr>
       <w:r>
         <w:lastRenderedPageBreak/>
-        <w:t>Diagrama de Modelado de Datos</w:t>
+        <w:t>Diagra</w:t>
+      </w:r>
+      <w:r>
+        <w:t>ma de Modelo Relacional</w:t>
       </w:r>
     </w:p>
     <w:p>
